--- a/PLSQL/06장/6장_동적SQL과DBA자동화.docx
+++ b/PLSQL/06장/6장_동적SQL과DBA자동화.docx
@@ -299,7 +299,7 @@
                 <w:b w:val="0"/>
                 <w:sz w:val="20"/>
               </w:rPr>
-              <w:t>· 권한 — 정의자 권한 프로그램의 정적 SQL 은 롤 권한을 무시하지만 동적 SQL 은 사용한다</w:t>
+              <w:t>· 권한 — 정의자 권한 프로그램 안에서는 정적·동적 SQL 모두 롤 권한이 비활성화된다. 갈리는 것은 실패 시점이다</w:t>
             </w:r>
           </w:p>
         </w:tc>
